--- a/public/docs/saas-buildout/collective/legal/IP_PROTECTION_MAP.docx
+++ b/public/docs/saas-buildout/collective/legal/IP_PROTECTION_MAP.docx
@@ -817,7 +817,7 @@
           <w:b/>
           <w:bCs/>
         </w:rPr>
-        <w:t xml:space="preserve">IP Licence Deed</w:t>
+        <w:t xml:space="preserve">Partner IP Sublicence Deed</w:t>
       </w:r>
       <w:r>
         <w:t xml:space="preserve"> </w:t>
